--- a/informativo_ideb_2026_v1_revisado.docx
+++ b/informativo_ideb_2026_v1_revisado.docx
@@ -255,7 +255,7 @@
         <w:rPr/>
         <w:drawing>
           <wp:inline distB="114300" distT="114300" distL="114300" distR="114300">
-            <wp:extent cx="6163000" cy="2933700"/>
+            <wp:extent cx="6163000" cy="3340314"/>
             <wp:effectExtent b="0" l="0" r="0" t="0"/>
             <wp:docPr id="2102461780" name="image2.png"/>
             <a:graphic>
@@ -275,7 +275,7 @@
                   <pic:spPr>
                     <a:xfrm>
                       <a:off x="0" y="0"/>
-                      <a:ext cx="6163000" cy="2933700"/>
+                      <a:ext cx="6163000" cy="3340314"/>
                     </a:xfrm>
                     <a:prstGeom prst="rect"/>
                     <a:ln/>
@@ -294,6 +294,50 @@
     </w:p>
     <w:p>
       <w:pPr>
+        <w:spacing w:after="160" w:lineRule="auto"/>
+        <w:rPr/>
+      </w:pPr>
+      <w:r>
+        <w:rPr>
+          <w:i w:val="1"/>
+          <w:iCs w:val="1"/>
+          <w:color w:val="595959"/>
+          <w:sz w:val="17"/>
+          <w:szCs w:val="17"/>
+          <w:rtl w:val="0"/>
+        </w:rPr>
+        <w:t xml:space="preserve">Fonte: Inep/MEC, divulgação Ideb 2025 (por município e por UF).</w:t>
+      </w:r>
+      <w:r>
+        <w:rPr>
+          <w:rtl w:val="0"/>
+        </w:rPr>
+      </w:r>
+    </w:p>
+    <w:p>
+      <w:pPr>
+        <w:spacing w:after="160" w:lineRule="auto"/>
+        <w:rPr/>
+      </w:pPr>
+      <w:r>
+        <w:rPr>
+          <w:i w:val="1"/>
+          <w:iCs w:val="1"/>
+          <w:color w:val="595959"/>
+          <w:sz w:val="17"/>
+          <w:szCs w:val="17"/>
+          <w:rtl w:val="0"/>
+        </w:rPr>
+        <w:t xml:space="preserve">Nota: barras hachuradas (rede Municipal) indicam aproximação pela média simples dos municípios de MG; o Inep não publica agregado estadual dessa rede nesta tabela. Rede pública considera as escolas municipais, estaduais e federais.</w:t>
+      </w:r>
+      <w:r>
+        <w:rPr>
+          <w:rtl w:val="0"/>
+        </w:rPr>
+      </w:r>
+    </w:p>
+    <w:p>
+      <w:pPr>
         <w:spacing w:after="160" w:line="288" w:lineRule="auto"/>
         <w:jc w:val="both"/>
         <w:rPr/>
@@ -425,7 +469,7 @@
         <w:rPr/>
         <w:drawing>
           <wp:inline distB="114300" distT="114300" distL="114300" distR="114300">
-            <wp:extent cx="6163000" cy="4279900"/>
+            <wp:extent cx="6163000" cy="4676790"/>
             <wp:effectExtent b="0" l="0" r="0" t="0"/>
             <wp:docPr id="2102461785" name="image10.png"/>
             <a:graphic>
@@ -445,7 +489,7 @@
                   <pic:spPr>
                     <a:xfrm>
                       <a:off x="0" y="0"/>
-                      <a:ext cx="6163000" cy="4279900"/>
+                      <a:ext cx="6163000" cy="4676790"/>
                     </a:xfrm>
                     <a:prstGeom prst="rect"/>
                     <a:ln/>
@@ -486,6 +530,28 @@
     </w:p>
     <w:p>
       <w:pPr>
+        <w:spacing w:after="160" w:lineRule="auto"/>
+        <w:rPr/>
+      </w:pPr>
+      <w:r>
+        <w:rPr>
+          <w:i w:val="1"/>
+          <w:iCs w:val="1"/>
+          <w:color w:val="595959"/>
+          <w:sz w:val="17"/>
+          <w:szCs w:val="17"/>
+          <w:rtl w:val="0"/>
+        </w:rPr>
+        <w:t xml:space="preserve">Nota: linha tracejada (Municipal) é aproximação pela média simples dos municípios de MG; o Inep não publica agregado estadual dessa rede nesta série.</w:t>
+      </w:r>
+      <w:r>
+        <w:rPr>
+          <w:rtl w:val="0"/>
+        </w:rPr>
+      </w:r>
+    </w:p>
+    <w:p>
+      <w:pPr>
         <w:pStyle w:val="Heading2"/>
         <w:spacing w:after="120" w:before="220" w:lineRule="auto"/>
         <w:rPr/>
@@ -517,7 +583,7 @@
         <w:rPr/>
         <w:drawing>
           <wp:inline distB="114300" distT="114300" distL="114300" distR="114300">
-            <wp:extent cx="6163000" cy="4279900"/>
+            <wp:extent cx="6163000" cy="4676790"/>
             <wp:effectExtent b="0" l="0" r="0" t="0"/>
             <wp:docPr id="2102461781" name="image5.png"/>
             <a:graphic>
@@ -537,7 +603,7 @@
                   <pic:spPr>
                     <a:xfrm>
                       <a:off x="0" y="0"/>
-                      <a:ext cx="6163000" cy="4279900"/>
+                      <a:ext cx="6163000" cy="4676790"/>
                     </a:xfrm>
                     <a:prstGeom prst="rect"/>
                     <a:ln/>
@@ -578,6 +644,28 @@
     </w:p>
     <w:p>
       <w:pPr>
+        <w:spacing w:after="160" w:lineRule="auto"/>
+        <w:rPr/>
+      </w:pPr>
+      <w:r>
+        <w:rPr>
+          <w:i w:val="1"/>
+          <w:iCs w:val="1"/>
+          <w:color w:val="595959"/>
+          <w:sz w:val="17"/>
+          <w:szCs w:val="17"/>
+          <w:rtl w:val="0"/>
+        </w:rPr>
+        <w:t xml:space="preserve">Nota: linha tracejada (Municipal) é aproximação pela média simples dos municípios de MG; o Inep não publica agregado estadual dessa rede nesta série.</w:t>
+      </w:r>
+      <w:r>
+        <w:rPr>
+          <w:rtl w:val="0"/>
+        </w:rPr>
+      </w:r>
+    </w:p>
+    <w:p>
+      <w:pPr>
         <w:spacing w:after="160" w:line="288" w:lineRule="auto"/>
         <w:jc w:val="both"/>
         <w:rPr/>
@@ -616,7 +704,7 @@
         <w:rPr/>
         <w:drawing>
           <wp:inline distB="114300" distT="114300" distL="114300" distR="114300">
-            <wp:extent cx="6163000" cy="3835400"/>
+            <wp:extent cx="6163000" cy="4581030"/>
             <wp:effectExtent b="0" l="0" r="0" t="0"/>
             <wp:docPr id="2102461778" name="image3.png"/>
             <a:graphic>
@@ -636,7 +724,7 @@
                   <pic:spPr>
                     <a:xfrm>
                       <a:off x="0" y="0"/>
-                      <a:ext cx="6163000" cy="3835400"/>
+                      <a:ext cx="6163000" cy="4581030"/>
                     </a:xfrm>
                     <a:prstGeom prst="rect"/>
                     <a:ln/>
@@ -733,19 +821,19 @@
         <w:rPr>
           <w:rtl w:val="0"/>
         </w:rPr>
-        <w:t xml:space="preserve">Como o Ideb sintetiza os resultados de rendimento e desempenho, é importante entender o comportamento dos seus subíndices. O Gráfico 5 mostra a variação do desempenho (nota média padronizada obtida pelo Saeb, de 0 a 10) e do rendimento </w:t>
-      </w:r>
-      <w:r>
-        <w:rPr>
-          <w:rtl w:val="0"/>
-        </w:rPr>
-        <w:t xml:space="preserve">(indicador de aprovação, de 0 a 1, aqui multiplicado por dez para ficar na mesma escala</w:t>
-      </w:r>
-      <w:r>
-        <w:rPr>
-          <w:rtl w:val="0"/>
-        </w:rPr>
-        <w:t xml:space="preserve">) entre 2023 e 2025.</w:t>
+        <w:t xml:space="preserve">Como o Ideb sintetiza os resultados de rendimento e desempenho, é importante entender o comportamento dos seus subíndices. O Gráfico 5 mostra a variação percentual do desempenho (nota média padronizada obtida pelo Saeb) e do rendimento </w:t>
+      </w:r>
+      <w:r>
+        <w:rPr>
+          <w:rtl w:val="0"/>
+        </w:rPr>
+        <w:t xml:space="preserve">(indicador de aprovação)</w:t>
+      </w:r>
+      <w:r>
+        <w:rPr>
+          <w:rtl w:val="0"/>
+        </w:rPr>
+        <w:t xml:space="preserve"> entre 2023 e 2025.</w:t>
       </w:r>
     </w:p>
     <w:p>
@@ -758,7 +846,7 @@
         <w:rPr/>
         <w:drawing>
           <wp:inline distB="114300" distT="114300" distL="114300" distR="114300">
-            <wp:extent cx="6163000" cy="2870200"/>
+            <wp:extent cx="6163000" cy="2812420"/>
             <wp:effectExtent b="0" l="0" r="0" t="0"/>
             <wp:docPr id="2102461777" name="image7.png"/>
             <a:graphic>
@@ -778,7 +866,7 @@
                   <pic:spPr>
                     <a:xfrm>
                       <a:off x="0" y="0"/>
-                      <a:ext cx="6163000" cy="2870200"/>
+                      <a:ext cx="6163000" cy="2812420"/>
                     </a:xfrm>
                     <a:prstGeom prst="rect"/>
                     <a:ln/>
@@ -819,6 +907,28 @@
     </w:p>
     <w:p>
       <w:pPr>
+        <w:spacing w:after="160" w:lineRule="auto"/>
+        <w:rPr/>
+      </w:pPr>
+      <w:r>
+        <w:rPr>
+          <w:i w:val="1"/>
+          <w:iCs w:val="1"/>
+          <w:color w:val="595959"/>
+          <w:sz w:val="17"/>
+          <w:szCs w:val="17"/>
+          <w:rtl w:val="0"/>
+        </w:rPr>
+        <w:t xml:space="preserve">Nota: barras hachuradas (rede Municipal) indicam aproximação pela média simples dos municípios de MG. As variações do Gráfico 5 são percentuais relativas (não pontos percentuais), calculadas como (valor 2025 − valor 2023) / valor 2023 × 100.</w:t>
+      </w:r>
+      <w:r>
+        <w:rPr>
+          <w:rtl w:val="0"/>
+        </w:rPr>
+      </w:r>
+    </w:p>
+    <w:p>
+      <w:pPr>
         <w:spacing w:after="160" w:line="288" w:lineRule="auto"/>
         <w:jc w:val="both"/>
         <w:rPr/>
@@ -863,7 +973,7 @@
         <w:rPr>
           <w:rtl w:val="0"/>
         </w:rPr>
-        <w:t xml:space="preserve">com ganhos de xx e xx, respectivamente, </w:t>
+        <w:t xml:space="preserve">com ganhos de 0,3% e 14,0%, respectivamente, </w:t>
       </w:r>
       <w:r>
         <w:rPr>
@@ -952,6 +1062,97 @@
     </w:p>
     <w:p>
       <w:pPr>
+        <w:spacing w:after="80" w:before="120" w:lineRule="auto"/>
+        <w:jc w:val="center"/>
+        <w:rPr/>
+      </w:pPr>
+      <w:r>
+        <w:rPr/>
+        <w:drawing>
+          <wp:inline distB="114300" distT="114300" distL="114300" distR="114300">
+            <wp:extent cx="6163000" cy="7927658"/>
+            <wp:effectExtent b="0" l="0" r="0" t="0"/>
+            <wp:docPr id="3100000001" name="image11.png"/>
+            <a:graphic>
+              <a:graphicData uri="http://schemas.openxmlformats.org/drawingml/2006/picture">
+                <pic:pic>
+                  <pic:nvPicPr>
+                    <pic:cNvPr id="0" name="image11.png"/>
+                    <pic:cNvPicPr preferRelativeResize="0"/>
+                  </pic:nvPicPr>
+                  <pic:blipFill>
+                    <a:blip r:embed="rId18"/>
+                    <a:srcRect b="0" l="0" r="0" t="0"/>
+                    <a:stretch>
+                      <a:fillRect/>
+                    </a:stretch>
+                  </pic:blipFill>
+                  <pic:spPr>
+                    <a:xfrm>
+                      <a:off x="0" y="0"/>
+                      <a:ext cx="6163000" cy="7927658"/>
+                    </a:xfrm>
+                    <a:prstGeom prst="rect"/>
+                    <a:ln/>
+                  </pic:spPr>
+                </pic:pic>
+              </a:graphicData>
+            </a:graphic>
+          </wp:inline>
+        </w:drawing>
+      </w:r>
+      <w:r>
+        <w:rPr>
+          <w:rtl w:val="0"/>
+        </w:rPr>
+      </w:r>
+    </w:p>
+    <w:p>
+      <w:pPr>
+        <w:spacing w:after="160" w:lineRule="auto"/>
+        <w:rPr/>
+      </w:pPr>
+      <w:r>
+        <w:rPr>
+          <w:i w:val="1"/>
+          <w:iCs w:val="1"/>
+          <w:color w:val="595959"/>
+          <w:sz w:val="17"/>
+          <w:szCs w:val="17"/>
+          <w:rtl w:val="0"/>
+        </w:rPr>
+        <w:t xml:space="preserve">Fonte: Inep/MEC, divulgação Ideb 2025 por UF (ranking calculado sobre as 27 unidades da federação).</w:t>
+      </w:r>
+      <w:r>
+        <w:rPr>
+          <w:rtl w:val="0"/>
+        </w:rPr>
+      </w:r>
+    </w:p>
+    <w:p>
+      <w:pPr>
+        <w:spacing w:after="160" w:lineRule="auto"/>
+        <w:rPr/>
+      </w:pPr>
+      <w:r>
+        <w:rPr>
+          <w:i w:val="1"/>
+          <w:iCs w:val="1"/>
+          <w:color w:val="595959"/>
+          <w:sz w:val="17"/>
+          <w:szCs w:val="17"/>
+          <w:rtl w:val="0"/>
+        </w:rPr>
+        <w:t xml:space="preserve">Nota: UF ordenadas pela média do Ideb nas três etapas; Brasil no topo, fora do ranking das 27 UF. MG, SP, RJ, ES e o estado com maior Ideb no ensino médio (PR) em destaque.</w:t>
+      </w:r>
+      <w:r>
+        <w:rPr>
+          <w:rtl w:val="0"/>
+        </w:rPr>
+      </w:r>
+    </w:p>
+    <w:p>
+      <w:pPr>
         <w:pStyle w:val="Heading2"/>
         <w:spacing w:after="120" w:before="220" w:lineRule="auto"/>
         <w:rPr/>
@@ -994,10 +1195,9 @@
         <w:rPr>
           <w:sz w:val="22"/>
           <w:szCs w:val="22"/>
-          <w:highlight w:val="yellow"/>
-          <w:rtl w:val="0"/>
-        </w:rPr>
-        <w:t xml:space="preserve">xx a xx</w:t>
+          <w:rtl w:val="0"/>
+        </w:rPr>
+        <w:t xml:space="preserve">7 a 9</w:t>
       </w:r>
       <w:r>
         <w:rPr>
@@ -1022,38 +1222,10 @@
     </w:p>
     <w:p>
       <w:pPr>
-        <w:spacing w:after="160" w:lineRule="auto"/>
-        <w:rPr/>
-      </w:pPr>
-      <w:r>
-        <w:rPr>
-          <w:i w:val="1"/>
-          <w:iCs w:val="1"/>
-          <w:color w:val="595959"/>
-          <w:sz w:val="17"/>
-          <w:szCs w:val="17"/>
-          <w:rtl w:val="0"/>
-        </w:rPr>
-        <w:t xml:space="preserve">Fonte: Inep/MEC, divulgação do Ideb 2025 por UF (ranking calculado sobre as 27 unidades da federação).</w:t>
-      </w:r>
-      <w:r>
-        <w:rPr>
-          <w:rtl w:val="0"/>
-        </w:rPr>
-      </w:r>
-    </w:p>
-    <w:p>
-      <w:pPr>
         <w:spacing w:after="80" w:before="120" w:lineRule="auto"/>
         <w:jc w:val="center"/>
         <w:rPr/>
       </w:pPr>
-      <w:r>
-        <w:rPr>
-          <w:rtl w:val="0"/>
-        </w:rPr>
-        <w:t xml:space="preserve">X</w:t>
-      </w:r>
       <w:r>
         <w:drawing>
           <wp:anchor allowOverlap="1" behindDoc="0" distB="0" distT="0" distL="114300" distR="114300" hidden="0" layoutInCell="1" locked="0" relativeHeight="0" simplePos="0">
@@ -1064,7 +1236,7 @@
             <wp:positionV relativeFrom="paragraph">
               <wp:posOffset>0</wp:posOffset>
             </wp:positionV>
-            <wp:extent cx="6004560" cy="7833360"/>
+            <wp:extent cx="6163000" cy="7604937"/>
             <wp:effectExtent b="0" l="0" r="0" t="0"/>
             <wp:wrapTopAndBottom distB="0" distT="0"/>
             <wp:docPr id="2102461784" name="image8.png"/>
@@ -1085,7 +1257,7 @@
                   <pic:spPr>
                     <a:xfrm>
                       <a:off x="0" y="0"/>
-                      <a:ext cx="6004560" cy="7833360"/>
+                      <a:ext cx="6163000" cy="7604937"/>
                     </a:xfrm>
                     <a:prstGeom prst="rect"/>
                     <a:ln/>
@@ -1107,7 +1279,7 @@
         <w:rPr/>
         <w:drawing>
           <wp:inline distB="114300" distT="114300" distL="114300" distR="114300">
-            <wp:extent cx="6163000" cy="8851900"/>
+            <wp:extent cx="6163000" cy="8410080"/>
             <wp:effectExtent b="0" l="0" r="0" t="0"/>
             <wp:docPr id="2102461782" name="image1.png"/>
             <a:graphic>
@@ -1127,7 +1299,7 @@
                   <pic:spPr>
                     <a:xfrm>
                       <a:off x="0" y="0"/>
-                      <a:ext cx="6163000" cy="8851900"/>
+                      <a:ext cx="6163000" cy="8410080"/>
                     </a:xfrm>
                     <a:prstGeom prst="rect"/>
                     <a:ln/>
@@ -1154,7 +1326,7 @@
         <w:rPr/>
         <w:drawing>
           <wp:inline distB="114300" distT="114300" distL="114300" distR="114300">
-            <wp:extent cx="6163000" cy="8851900"/>
+            <wp:extent cx="6163000" cy="8410080"/>
             <wp:effectExtent b="0" l="0" r="0" t="0"/>
             <wp:docPr id="2102461786" name="image9.png"/>
             <a:graphic>
@@ -1174,7 +1346,7 @@
                   <pic:spPr>
                     <a:xfrm>
                       <a:off x="0" y="0"/>
-                      <a:ext cx="6163000" cy="8851900"/>
+                      <a:ext cx="6163000" cy="8410080"/>
                     </a:xfrm>
                     <a:prstGeom prst="rect"/>
                     <a:ln/>
@@ -1217,10 +1389,9 @@
       </w:r>
       <w:r>
         <w:rPr>
-          <w:highlight w:val="yellow"/>
-          <w:rtl w:val="0"/>
-        </w:rPr>
-        <w:t xml:space="preserve">6</w:t>
+          <w:rtl w:val="0"/>
+        </w:rPr>
+        <w:t xml:space="preserve">7</w:t>
       </w:r>
       <w:r>
         <w:rPr>
@@ -1239,7 +1410,7 @@
         <w:rPr>
           <w:rtl w:val="0"/>
         </w:rPr>
-        <w:t xml:space="preserve">Avançando nas etapas escolares, o quadro nos anos finais é mais desafiador. Apenas 13% das escolas estaduais do estado têm Ideb igual ou acima de 6, e a maior parte, 56%, está na faixa intermediária, de 5 a 5,9. As SRE de Conselheiro Lafaiete, Muriaé e Poços de Caldas têm os maiores percentuais de escolas na faixa mais alta, com 43%, 32% e 29%, respectivamente. Teófilo Otoni e Unaí, por sua vez, não têm nenhuma escola estadual com Ideb acima de 6 nessa etapa, e Caratinga, Januária e Teófilo Otoni concentram os maiores percentuais de escolas abaixo de 4 (Gráfico 7).</w:t>
+        <w:t xml:space="preserve">Avançando nas etapas escolares, o quadro nos anos finais é mais desafiador. Apenas 13% das escolas estaduais do estado têm Ideb igual ou acima de 6, e a maior parte, 56%, está na faixa intermediária, de 5 a 5,9. As SRE de Conselheiro Lafaiete, Muriaé e Poços de Caldas têm os maiores percentuais de escolas na faixa mais alta, com 43%, 32% e 29%, respectivamente. Teófilo Otoni e Unaí, por sua vez, não têm nenhuma escola estadual com Ideb acima de 6 nessa etapa, e Caratinga, Januária e Teófilo Otoni concentram os maiores percentuais de escolas abaixo de 4 (Gráfico 8).</w:t>
       </w:r>
     </w:p>
     <w:p>
@@ -1252,7 +1423,51 @@
         <w:rPr>
           <w:rtl w:val="0"/>
         </w:rPr>
-        <w:t xml:space="preserve">O ensino médio é a etapa com o cenário mais crítico. Menos de 1% das escolas estaduais do estado atingem Ideb igual ou acima de 6, e 72% estão na faixa de 4 a 4,9. Januária, Teófilo Otoni e Montes Claros concentram os maiores percentuais de escolas com Ideb abaixo de 4 nessa etapa, com 38%, 33% e 30%, respectivamente (Gráfico 8).</w:t>
+        <w:t xml:space="preserve">O ensino médio é a etapa com o cenário mais crítico. Menos de 1% das escolas estaduais do estado atingem Ideb igual ou acima de 6, e 72% estão na faixa de 4 a 4,9. Januária, Teófilo Otoni e Montes Claros concentram os maiores percentuais de escolas com Ideb abaixo de 4 nessa etapa, com 38%, 33% e 30%, respectivamente (Gráfico 9).</w:t>
+      </w:r>
+    </w:p>
+    <w:p>
+      <w:pPr>
+        <w:spacing w:after="160" w:lineRule="auto"/>
+        <w:rPr/>
+      </w:pPr>
+      <w:r>
+        <w:rPr>
+          <w:i w:val="1"/>
+          <w:iCs w:val="1"/>
+          <w:color w:val="595959"/>
+          <w:sz w:val="17"/>
+          <w:szCs w:val="17"/>
+          <w:rtl w:val="0"/>
+        </w:rPr>
+        <w:t xml:space="preserve">Fonte: Inep/MEC (Gráficos 7, 8 e 9).</w:t>
+      </w:r>
+      <w:r>
+        <w:rPr>
+          <w:rtl w:val="0"/>
+        </w:rPr>
+      </w:r>
+    </w:p>
+    <w:p>
+      <w:pPr>
+        <w:spacing w:after="160" w:lineRule="auto"/>
+        <w:rPr/>
+      </w:pPr>
+      <w:r>
+        <w:rPr>
+          <w:i w:val="1"/>
+          <w:iCs w:val="1"/>
+          <w:color w:val="595959"/>
+          <w:sz w:val="17"/>
+          <w:szCs w:val="17"/>
+          <w:rtl w:val="0"/>
+        </w:rPr>
+        <w:t xml:space="preserve">Nota: SRE com menos de 3 escolas naquela rede/etapa foram omitidas, para evitar percentuais de "tudo ou nada" sem significado (afetou Campo Belo, Curvelo, Itajubá, Metropolitana A e Pirapora, só nos anos iniciais). Belo Horizonte foi reclassificada de "Metropolitana", rótulo genérico que vinha no cruzamento original, para SRE Metropolitana C, conforme a SEE-MG.</w:t>
+      </w:r>
+      <w:r>
+        <w:rPr>
+          <w:rtl w:val="0"/>
+        </w:rPr>
       </w:r>
     </w:p>
     <w:p>
@@ -1313,7 +1528,7 @@
         <w:rPr/>
         <w:drawing>
           <wp:inline distB="114300" distT="114300" distL="114300" distR="114300">
-            <wp:extent cx="6163000" cy="8851900"/>
+            <wp:extent cx="6163000" cy="8410080"/>
             <wp:effectExtent b="0" l="0" r="0" t="0"/>
             <wp:docPr id="2102461779" name="image4.png"/>
             <a:graphic>
@@ -1333,7 +1548,7 @@
                   <pic:spPr>
                     <a:xfrm>
                       <a:off x="0" y="0"/>
-                      <a:ext cx="6163000" cy="8851900"/>
+                      <a:ext cx="6163000" cy="8410080"/>
                     </a:xfrm>
                     <a:prstGeom prst="rect"/>
                     <a:ln/>
@@ -1360,7 +1575,7 @@
         <w:rPr/>
         <w:drawing>
           <wp:inline distB="114300" distT="114300" distL="114300" distR="114300">
-            <wp:extent cx="6163000" cy="8686800"/>
+            <wp:extent cx="6163000" cy="8249051"/>
             <wp:effectExtent b="0" l="0" r="0" t="0"/>
             <wp:docPr id="2102461783" name="image6.png"/>
             <a:graphic>
@@ -1380,7 +1595,7 @@
                   <pic:spPr>
                     <a:xfrm>
                       <a:off x="0" y="0"/>
-                      <a:ext cx="6163000" cy="8686800"/>
+                      <a:ext cx="6163000" cy="8249051"/>
                     </a:xfrm>
                     <a:prstGeom prst="rect"/>
                     <a:ln/>
@@ -1411,7 +1626,29 @@
           <w:szCs w:val="17"/>
           <w:rtl w:val="0"/>
         </w:rPr>
-        <w:t xml:space="preserve">Fonte: Inep/MEC (Gráficos 9 e 10).</w:t>
+        <w:t xml:space="preserve">Fonte: Inep/MEC (Gráficos 10 e 11).</w:t>
+      </w:r>
+      <w:r>
+        <w:rPr>
+          <w:rtl w:val="0"/>
+        </w:rPr>
+      </w:r>
+    </w:p>
+    <w:p>
+      <w:pPr>
+        <w:spacing w:after="160" w:lineRule="auto"/>
+        <w:rPr/>
+      </w:pPr>
+      <w:r>
+        <w:rPr>
+          <w:i w:val="1"/>
+          <w:iCs w:val="1"/>
+          <w:color w:val="595959"/>
+          <w:sz w:val="17"/>
+          <w:szCs w:val="17"/>
+          <w:rtl w:val="0"/>
+        </w:rPr>
+        <w:t xml:space="preserve">Nota: SRE com menos de 3 escolas municipais naquela etapa foram omitidas.</w:t>
       </w:r>
       <w:r>
         <w:rPr>
@@ -1514,6 +1751,53 @@
     </w:p>
     <w:p>
       <w:pPr>
+        <w:spacing w:after="80" w:before="120" w:lineRule="auto"/>
+        <w:jc w:val="center"/>
+        <w:rPr/>
+      </w:pPr>
+      <w:r>
+        <w:rPr/>
+        <w:drawing>
+          <wp:inline distB="114300" distT="114300" distL="114300" distR="114300">
+            <wp:extent cx="6163000" cy="4171724"/>
+            <wp:effectExtent b="0" l="0" r="0" t="0"/>
+            <wp:docPr id="3100000002" name="image12.png"/>
+            <a:graphic>
+              <a:graphicData uri="http://schemas.openxmlformats.org/drawingml/2006/picture">
+                <pic:pic>
+                  <pic:nvPicPr>
+                    <pic:cNvPr id="0" name="image12.png"/>
+                    <pic:cNvPicPr preferRelativeResize="0"/>
+                  </pic:nvPicPr>
+                  <pic:blipFill>
+                    <a:blip r:embed="rId19"/>
+                    <a:srcRect b="0" l="0" r="0" t="0"/>
+                    <a:stretch>
+                      <a:fillRect/>
+                    </a:stretch>
+                  </pic:blipFill>
+                  <pic:spPr>
+                    <a:xfrm>
+                      <a:off x="0" y="0"/>
+                      <a:ext cx="6163000" cy="4171724"/>
+                    </a:xfrm>
+                    <a:prstGeom prst="rect"/>
+                    <a:ln/>
+                  </pic:spPr>
+                </pic:pic>
+              </a:graphicData>
+            </a:graphic>
+          </wp:inline>
+        </w:drawing>
+      </w:r>
+      <w:r>
+        <w:rPr>
+          <w:rtl w:val="0"/>
+        </w:rPr>
+      </w:r>
+    </w:p>
+    <w:p>
+      <w:pPr>
         <w:spacing w:after="160" w:lineRule="auto"/>
         <w:rPr/>
       </w:pPr>
@@ -1536,6 +1820,50 @@
     </w:p>
     <w:p>
       <w:pPr>
+        <w:spacing w:after="160" w:lineRule="auto"/>
+        <w:rPr/>
+      </w:pPr>
+      <w:r>
+        <w:rPr>
+          <w:i w:val="1"/>
+          <w:iCs w:val="1"/>
+          <w:color w:val="595959"/>
+          <w:sz w:val="17"/>
+          <w:szCs w:val="17"/>
+          <w:rtl w:val="0"/>
+        </w:rPr>
+        <w:t xml:space="preserve">Fonte: Inep/MEC (Ideb 2025).</w:t>
+      </w:r>
+      <w:r>
+        <w:rPr>
+          <w:rtl w:val="0"/>
+        </w:rPr>
+      </w:r>
+    </w:p>
+    <w:p>
+      <w:pPr>
+        <w:spacing w:after="160" w:lineRule="auto"/>
+        <w:rPr/>
+      </w:pPr>
+      <w:r>
+        <w:rPr>
+          <w:i w:val="1"/>
+          <w:iCs w:val="1"/>
+          <w:color w:val="595959"/>
+          <w:sz w:val="17"/>
+          <w:szCs w:val="17"/>
+          <w:rtl w:val="0"/>
+        </w:rPr>
+        <w:t xml:space="preserve">Nota: cada ponto do Gráfico 12 é uma SRE (rede estadual, N=47); linha tracejada é a reta de regressão linear.</w:t>
+      </w:r>
+      <w:r>
+        <w:rPr>
+          <w:rtl w:val="0"/>
+        </w:rPr>
+      </w:r>
+    </w:p>
+    <w:p>
+      <w:pPr>
         <w:pStyle w:val="Heading2"/>
         <w:spacing w:after="120" w:before="220" w:lineRule="auto"/>
         <w:rPr/>
@@ -1581,6 +1909,97 @@
           <w:rtl w:val="0"/>
         </w:rPr>
         <w:t xml:space="preserve">Ainda assim, o desafio de sustentar a qualidade ao longo da trajetória escolar permanece. O Ideb cai a cada etapa, e o recorte por SRE mostra desigualdades regionais persistentes, mais amplas justamente nas etapas mais avançadas. No ensino médio, praticamente nenhuma escola estadual do estado atinge a marca de 6, e regionais como Januária e Teófilo Otoni concentram os piores resultados em quase todas as etapas e redes analisadas.</w:t>
+      </w:r>
+    </w:p>
+    <w:p>
+      <w:pPr>
+        <w:spacing w:after="80" w:before="120" w:lineRule="auto"/>
+        <w:jc w:val="center"/>
+        <w:rPr/>
+      </w:pPr>
+      <w:r>
+        <w:rPr/>
+        <w:drawing>
+          <wp:inline distB="114300" distT="114300" distL="114300" distR="114300">
+            <wp:extent cx="6163000" cy="5406006"/>
+            <wp:effectExtent b="0" l="0" r="0" t="0"/>
+            <wp:docPr id="3100000003" name="image13.png"/>
+            <a:graphic>
+              <a:graphicData uri="http://schemas.openxmlformats.org/drawingml/2006/picture">
+                <pic:pic>
+                  <pic:nvPicPr>
+                    <pic:cNvPr id="0" name="image13.png"/>
+                    <pic:cNvPicPr preferRelativeResize="0"/>
+                  </pic:nvPicPr>
+                  <pic:blipFill>
+                    <a:blip r:embed="rId20"/>
+                    <a:srcRect b="0" l="0" r="0" t="0"/>
+                    <a:stretch>
+                      <a:fillRect/>
+                    </a:stretch>
+                  </pic:blipFill>
+                  <pic:spPr>
+                    <a:xfrm>
+                      <a:off x="0" y="0"/>
+                      <a:ext cx="6163000" cy="5406006"/>
+                    </a:xfrm>
+                    <a:prstGeom prst="rect"/>
+                    <a:ln/>
+                  </pic:spPr>
+                </pic:pic>
+              </a:graphicData>
+            </a:graphic>
+          </wp:inline>
+        </w:drawing>
+      </w:r>
+      <w:r>
+        <w:rPr>
+          <w:rtl w:val="0"/>
+        </w:rPr>
+      </w:r>
+    </w:p>
+    <w:p>
+      <w:pPr>
+        <w:spacing w:after="160" w:lineRule="auto"/>
+        <w:rPr/>
+      </w:pPr>
+      <w:r>
+        <w:rPr>
+          <w:i w:val="1"/>
+          <w:iCs w:val="1"/>
+          <w:color w:val="595959"/>
+          <w:sz w:val="17"/>
+          <w:szCs w:val="17"/>
+          <w:rtl w:val="0"/>
+        </w:rPr>
+        <w:t xml:space="preserve">Fonte: Inep/MEC, divulgação Ideb 2025 por escola.</w:t>
+      </w:r>
+      <w:r>
+        <w:rPr>
+          <w:rtl w:val="0"/>
+        </w:rPr>
+      </w:r>
+    </w:p>
+    <w:p>
+      <w:pPr>
+        <w:spacing w:after="160" w:lineRule="auto"/>
+        <w:rPr/>
+      </w:pPr>
+      <w:r>
+        <w:rPr>
+          <w:i w:val="1"/>
+          <w:iCs w:val="1"/>
+          <w:color w:val="595959"/>
+          <w:sz w:val="17"/>
+          <w:szCs w:val="17"/>
+          <w:rtl w:val="0"/>
+        </w:rPr>
+        <w:t xml:space="preserve">Nota: o Gráfico 13 mostra a mediana do Ideb das escolas estaduais no ensino médio por RGInt; linha tracejada é o Ideb da rede estadual de MG nessa etapa (4,5).</w:t>
+      </w:r>
+      <w:r>
+        <w:rPr>
+          <w:rtl w:val="0"/>
+        </w:rPr>
       </w:r>
     </w:p>
     <w:p>

--- a/informativo_ideb_2026_v1_revisado.docx
+++ b/informativo_ideb_2026_v1_revisado.docx
@@ -846,7 +846,7 @@
         <w:rPr/>
         <w:drawing>
           <wp:inline distB="114300" distT="114300" distL="114300" distR="114300">
-            <wp:extent cx="6163000" cy="2812420"/>
+            <wp:extent cx="6163000" cy="2588908"/>
             <wp:effectExtent b="0" l="0" r="0" t="0"/>
             <wp:docPr id="2102461777" name="image7.png"/>
             <a:graphic>
@@ -866,7 +866,7 @@
                   <pic:spPr>
                     <a:xfrm>
                       <a:off x="0" y="0"/>
-                      <a:ext cx="6163000" cy="2812420"/>
+                      <a:ext cx="6163000" cy="2588908"/>
                     </a:xfrm>
                     <a:prstGeom prst="rect"/>
                     <a:ln/>
@@ -1326,7 +1326,7 @@
         <w:rPr/>
         <w:drawing>
           <wp:inline distB="114300" distT="114300" distL="114300" distR="114300">
-            <wp:extent cx="6163000" cy="8410080"/>
+            <wp:extent cx="6163000" cy="8405088"/>
             <wp:effectExtent b="0" l="0" r="0" t="0"/>
             <wp:docPr id="2102461786" name="image9.png"/>
             <a:graphic>
@@ -1346,7 +1346,7 @@
                   <pic:spPr>
                     <a:xfrm>
                       <a:off x="0" y="0"/>
-                      <a:ext cx="6163000" cy="8410080"/>
+                      <a:ext cx="6163000" cy="8405088"/>
                     </a:xfrm>
                     <a:prstGeom prst="rect"/>
                     <a:ln/>
@@ -1365,69 +1365,6 @@
     </w:p>
     <w:p>
       <w:pPr>
-        <w:spacing w:after="160" w:line="288" w:lineRule="auto"/>
-        <w:jc w:val="both"/>
-        <w:rPr/>
-      </w:pPr>
-      <w:r>
-        <w:rPr>
-          <w:rtl w:val="0"/>
-        </w:rPr>
-        <w:t xml:space="preserve">Nos anos iniciais, o quadro regional é bastante positivo. </w:t>
-      </w:r>
-      <w:r>
-        <w:rPr>
-          <w:rtl w:val="0"/>
-        </w:rPr>
-        <w:t xml:space="preserve">Em 34 das 47 SREs analisadas</w:t>
-      </w:r>
-      <w:r>
-        <w:rPr>
-          <w:rtl w:val="0"/>
-        </w:rPr>
-        <w:t xml:space="preserve">, mais de 90% das escolas estaduais têm Ideb igual ou acima de 6, e em 12 delas todas as escolas atingem essa faixa. As SRE de Januária, Almenara e Carangola apresentam os menores percentuais nessa faixa, entre 48% e 50%, ainda assim a maioria das escolas (Gráfico </w:t>
-      </w:r>
-      <w:r>
-        <w:rPr>
-          <w:rtl w:val="0"/>
-        </w:rPr>
-        <w:t xml:space="preserve">7</w:t>
-      </w:r>
-      <w:r>
-        <w:rPr>
-          <w:rtl w:val="0"/>
-        </w:rPr>
-        <w:t xml:space="preserve">).</w:t>
-      </w:r>
-    </w:p>
-    <w:p>
-      <w:pPr>
-        <w:spacing w:after="160" w:line="288" w:lineRule="auto"/>
-        <w:jc w:val="both"/>
-        <w:rPr/>
-      </w:pPr>
-      <w:r>
-        <w:rPr>
-          <w:rtl w:val="0"/>
-        </w:rPr>
-        <w:t xml:space="preserve">Avançando nas etapas escolares, o quadro nos anos finais é mais desafiador. Apenas 13% das escolas estaduais do estado têm Ideb igual ou acima de 6, e a maior parte, 56%, está na faixa intermediária, de 5 a 5,9. As SRE de Conselheiro Lafaiete, Muriaé e Poços de Caldas têm os maiores percentuais de escolas na faixa mais alta, com 43%, 32% e 29%, respectivamente. Teófilo Otoni e Unaí, por sua vez, não têm nenhuma escola estadual com Ideb acima de 6 nessa etapa, e Caratinga, Januária e Teófilo Otoni concentram os maiores percentuais de escolas abaixo de 4 (Gráfico 8).</w:t>
-      </w:r>
-    </w:p>
-    <w:p>
-      <w:pPr>
-        <w:spacing w:after="160" w:line="288" w:lineRule="auto"/>
-        <w:jc w:val="both"/>
-        <w:rPr/>
-      </w:pPr>
-      <w:r>
-        <w:rPr>
-          <w:rtl w:val="0"/>
-        </w:rPr>
-        <w:t xml:space="preserve">O ensino médio é a etapa com o cenário mais crítico. Menos de 1% das escolas estaduais do estado atingem Ideb igual ou acima de 6, e 72% estão na faixa de 4 a 4,9. Januária, Teófilo Otoni e Montes Claros concentram os maiores percentuais de escolas com Ideb abaixo de 4 nessa etapa, com 38%, 33% e 30%, respectivamente (Gráfico 9).</w:t>
-      </w:r>
-    </w:p>
-    <w:p>
-      <w:pPr>
         <w:spacing w:after="160" w:lineRule="auto"/>
         <w:rPr/>
       </w:pPr>
@@ -1472,6 +1409,69 @@
     </w:p>
     <w:p>
       <w:pPr>
+        <w:spacing w:after="160" w:line="288" w:lineRule="auto"/>
+        <w:jc w:val="both"/>
+        <w:rPr/>
+      </w:pPr>
+      <w:r>
+        <w:rPr>
+          <w:rtl w:val="0"/>
+        </w:rPr>
+        <w:t xml:space="preserve">Nos anos iniciais, o quadro regional é bastante positivo. </w:t>
+      </w:r>
+      <w:r>
+        <w:rPr>
+          <w:rtl w:val="0"/>
+        </w:rPr>
+        <w:t xml:space="preserve">Em 34 das 47 SREs analisadas</w:t>
+      </w:r>
+      <w:r>
+        <w:rPr>
+          <w:rtl w:val="0"/>
+        </w:rPr>
+        <w:t xml:space="preserve">, mais de 90% das escolas estaduais têm Ideb igual ou acima de 6, e em 12 delas todas as escolas atingem essa faixa. As SRE de Januária, Almenara e Carangola apresentam os menores percentuais nessa faixa, entre 48% e 50%, ainda assim a maioria das escolas (Gráfico </w:t>
+      </w:r>
+      <w:r>
+        <w:rPr>
+          <w:rtl w:val="0"/>
+        </w:rPr>
+        <w:t xml:space="preserve">7</w:t>
+      </w:r>
+      <w:r>
+        <w:rPr>
+          <w:rtl w:val="0"/>
+        </w:rPr>
+        <w:t xml:space="preserve">).</w:t>
+      </w:r>
+    </w:p>
+    <w:p>
+      <w:pPr>
+        <w:spacing w:after="160" w:line="288" w:lineRule="auto"/>
+        <w:jc w:val="both"/>
+        <w:rPr/>
+      </w:pPr>
+      <w:r>
+        <w:rPr>
+          <w:rtl w:val="0"/>
+        </w:rPr>
+        <w:t xml:space="preserve">Avançando nas etapas escolares, o quadro nos anos finais é mais desafiador. Apenas 13% das escolas estaduais do estado têm Ideb igual ou acima de 6, e a maior parte, 56%, está na faixa intermediária, de 5 a 5,9. As SRE de Conselheiro Lafaiete, Muriaé e Poços de Caldas têm os maiores percentuais de escolas na faixa mais alta, com 43%, 32% e 29%, respectivamente. Teófilo Otoni e Unaí, por sua vez, não têm nenhuma escola estadual com Ideb acima de 6 nessa etapa, e Caratinga, Januária e Teófilo Otoni concentram os maiores percentuais de escolas abaixo de 4 (Gráfico 8).</w:t>
+      </w:r>
+    </w:p>
+    <w:p>
+      <w:pPr>
+        <w:spacing w:after="160" w:line="288" w:lineRule="auto"/>
+        <w:jc w:val="both"/>
+        <w:rPr/>
+      </w:pPr>
+      <w:r>
+        <w:rPr>
+          <w:rtl w:val="0"/>
+        </w:rPr>
+        <w:t xml:space="preserve">O ensino médio é a etapa com o cenário mais crítico. Menos de 1% das escolas estaduais do estado atingem Ideb igual ou acima de 6, e 72% estão na faixa de 4 a 4,9. Januária, Teófilo Otoni e Montes Claros concentram os maiores percentuais de escolas com Ideb abaixo de 4 nessa etapa, com 38%, 33% e 30%, respectivamente (Gráfico 9).</w:t>
+      </w:r>
+    </w:p>
+    <w:p>
+      <w:pPr>
         <w:pStyle w:val="Heading2"/>
         <w:spacing w:after="120" w:before="220" w:lineRule="auto"/>
         <w:rPr/>
@@ -1528,7 +1528,7 @@
         <w:rPr/>
         <w:drawing>
           <wp:inline distB="114300" distT="114300" distL="114300" distR="114300">
-            <wp:extent cx="6163000" cy="8410080"/>
+            <wp:extent cx="6163000" cy="8350574"/>
             <wp:effectExtent b="0" l="0" r="0" t="0"/>
             <wp:docPr id="2102461779" name="image4.png"/>
             <a:graphic>
@@ -1548,7 +1548,7 @@
                   <pic:spPr>
                     <a:xfrm>
                       <a:off x="0" y="0"/>
-                      <a:ext cx="6163000" cy="8410080"/>
+                      <a:ext cx="6163000" cy="8350574"/>
                     </a:xfrm>
                     <a:prstGeom prst="rect"/>
                     <a:ln/>
@@ -1759,7 +1759,7 @@
         <w:rPr/>
         <w:drawing>
           <wp:inline distB="114300" distT="114300" distL="114300" distR="114300">
-            <wp:extent cx="6163000" cy="4171724"/>
+            <wp:extent cx="6163000" cy="3631923"/>
             <wp:effectExtent b="0" l="0" r="0" t="0"/>
             <wp:docPr id="3100000002" name="image12.png"/>
             <a:graphic>
@@ -1779,7 +1779,7 @@
                   <pic:spPr>
                     <a:xfrm>
                       <a:off x="0" y="0"/>
-                      <a:ext cx="6163000" cy="4171724"/>
+                      <a:ext cx="6163000" cy="3631923"/>
                     </a:xfrm>
                     <a:prstGeom prst="rect"/>
                     <a:ln/>
@@ -1921,7 +1921,7 @@
         <w:rPr/>
         <w:drawing>
           <wp:inline distB="114300" distT="114300" distL="114300" distR="114300">
-            <wp:extent cx="6163000" cy="5406006"/>
+            <wp:extent cx="6163000" cy="5271919"/>
             <wp:effectExtent b="0" l="0" r="0" t="0"/>
             <wp:docPr id="3100000003" name="image13.png"/>
             <a:graphic>
@@ -1941,7 +1941,7 @@
                   <pic:spPr>
                     <a:xfrm>
                       <a:off x="0" y="0"/>
-                      <a:ext cx="6163000" cy="5406006"/>
+                      <a:ext cx="6163000" cy="5271919"/>
                     </a:xfrm>
                     <a:prstGeom prst="rect"/>
                     <a:ln/>

--- a/informativo_ideb_2026_v1_revisado.docx
+++ b/informativo_ideb_2026_v1_revisado.docx
@@ -846,7 +846,7 @@
         <w:rPr/>
         <w:drawing>
           <wp:inline distB="114300" distT="114300" distL="114300" distR="114300">
-            <wp:extent cx="6163000" cy="2588908"/>
+            <wp:extent cx="6163000" cy="2812420"/>
             <wp:effectExtent b="0" l="0" r="0" t="0"/>
             <wp:docPr id="2102461777" name="image7.png"/>
             <a:graphic>
@@ -866,7 +866,7 @@
                   <pic:spPr>
                     <a:xfrm>
                       <a:off x="0" y="0"/>
-                      <a:ext cx="6163000" cy="2588908"/>
+                      <a:ext cx="6163000" cy="2812420"/>
                     </a:xfrm>
                     <a:prstGeom prst="rect"/>
                     <a:ln/>
@@ -919,7 +919,7 @@
           <w:szCs w:val="17"/>
           <w:rtl w:val="0"/>
         </w:rPr>
-        <w:t xml:space="preserve">Nota: barras hachuradas (rede Municipal) indicam aproximação pela média simples dos municípios de MG. As variações do Gráfico 5 são percentuais relativas (não pontos percentuais), calculadas como (valor 2025 − valor 2023) / valor 2023 × 100.</w:t>
+        <w:t xml:space="preserve">Nota: barras hachuradas (rede Municipal) indicam aproximação pela média simples dos municípios de MG. As variações do Gráfico 5 correspondem a variações percentuais relativas, calculadas como (valor 2025 − valor 2023) / valor 2023 × 100.</w:t>
       </w:r>
       <w:r>
         <w:rPr>
@@ -1759,7 +1759,7 @@
         <w:rPr/>
         <w:drawing>
           <wp:inline distB="114300" distT="114300" distL="114300" distR="114300">
-            <wp:extent cx="6163000" cy="3631923"/>
+            <wp:extent cx="6163000" cy="3735940"/>
             <wp:effectExtent b="0" l="0" r="0" t="0"/>
             <wp:docPr id="3100000002" name="image12.png"/>
             <a:graphic>
@@ -1779,7 +1779,7 @@
                   <pic:spPr>
                     <a:xfrm>
                       <a:off x="0" y="0"/>
-                      <a:ext cx="6163000" cy="3631923"/>
+                      <a:ext cx="6163000" cy="3735940"/>
                     </a:xfrm>
                     <a:prstGeom prst="rect"/>
                     <a:ln/>
@@ -1921,7 +1921,7 @@
         <w:rPr/>
         <w:drawing>
           <wp:inline distB="114300" distT="114300" distL="114300" distR="114300">
-            <wp:extent cx="6163000" cy="5271919"/>
+            <wp:extent cx="6163000" cy="5376313"/>
             <wp:effectExtent b="0" l="0" r="0" t="0"/>
             <wp:docPr id="3100000003" name="image13.png"/>
             <a:graphic>
@@ -1941,7 +1941,7 @@
                   <pic:spPr>
                     <a:xfrm>
                       <a:off x="0" y="0"/>
-                      <a:ext cx="6163000" cy="5271919"/>
+                      <a:ext cx="6163000" cy="5376313"/>
                     </a:xfrm>
                     <a:prstGeom prst="rect"/>
                     <a:ln/>
@@ -1994,7 +1994,7 @@
           <w:szCs w:val="17"/>
           <w:rtl w:val="0"/>
         </w:rPr>
-        <w:t xml:space="preserve">Nota: o Gráfico 13 mostra a mediana do Ideb das escolas estaduais no ensino médio por RGInt; linha tracejada é o Ideb da rede estadual de MG nessa etapa (4,5).</w:t>
+        <w:t xml:space="preserve">Nota: o Gráfico 13 mostra a mediana do Ideb das escolas estaduais no ensino médio por RGInt; linha tracejada é o Ideb da rede estadual de MG nessa etapa (4,5); hachurado indica RGInt com mediana abaixo da estadual.</w:t>
       </w:r>
       <w:r>
         <w:rPr>
